--- a/pr-preview/pr-261/estimation-handout.docx
+++ b/pr-preview/pr-261/estimation-handout.docx
@@ -15,7 +15,7 @@
         <w:pStyle w:val="Date"/>
       </w:pPr>
       <w:r>
-        <w:t xml:space="preserve">Last modified: 2026-10-16 14:10:48 (PDT)</w:t>
+        <w:t xml:space="preserve">Last modified: 2026-10-16 18:35:04 (PDT)</w:t>
       </w:r>
     </w:p>
     <w:bookmarkStart w:id="14" w:name="scientific-models"/>
@@ -6763,6 +6763,22 @@
         <w:t xml:space="preserve">mean squared error</w:t>
       </w:r>
       <w:r>
+        <w:t xml:space="preserve"> </w:t>
+      </w:r>
+      <w:r>
+        <w:t xml:space="preserve">or its</w:t>
+      </w:r>
+      <w:r>
+        <w:t xml:space="preserve"> </w:t>
+      </w:r>
+      <w:r>
+        <w:rPr>
+          <w:b/>
+          <w:bCs/>
+        </w:rPr>
+        <w:t xml:space="preserve">expected squared estimation error (ESEE)</w:t>
+      </w:r>
+      <w:r>
         <w:t xml:space="preserve">, denoted</w:t>
       </w:r>
       <w:r>
@@ -6774,6 +6790,49 @@
             <m:sty m:val="p"/>
           </m:rPr>
           <m:t>pMSE</m:t>
+        </m:r>
+        <m:r>
+          <m:t>​</m:t>
+        </m:r>
+        <m:d>
+          <m:dPr>
+            <m:begChr m:val="("/>
+            <m:sepChr m:val=""/>
+            <m:endChr m:val=")"/>
+            <m:grow/>
+          </m:dPr>
+          <m:e>
+            <m:acc>
+              <m:accPr>
+                <m:chr m:val="̂"/>
+              </m:accPr>
+              <m:e>
+                <m:r>
+                  <m:t>θ</m:t>
+                </m:r>
+              </m:e>
+            </m:acc>
+          </m:e>
+        </m:d>
+        <m:r>
+          <m:t>​</m:t>
+        </m:r>
+      </m:oMath>
+      <w:r>
+        <w:t xml:space="preserve"> </w:t>
+      </w:r>
+      <w:r>
+        <w:t xml:space="preserve">or</w:t>
+      </w:r>
+      <w:r>
+        <w:t xml:space="preserve"> </w:t>
+      </w:r>
+      <m:oMath>
+        <m:r>
+          <m:rPr>
+            <m:sty m:val="p"/>
+          </m:rPr>
+          <m:t>ESEE</m:t>
         </m:r>
         <m:r>
           <m:t>​</m:t>

--- a/pr-preview/pr-261/estimation-handout.docx
+++ b/pr-preview/pr-261/estimation-handout.docx
@@ -15,7 +15,7 @@
         <w:pStyle w:val="Date"/>
       </w:pPr>
       <w:r>
-        <w:t xml:space="preserve">Last modified: 2026-10-16 18:35:04 (PDT)</w:t>
+        <w:t xml:space="preserve">Last modified: 2026-10-17 08:55:52 (PDT)</w:t>
       </w:r>
     </w:p>
     <w:bookmarkStart w:id="14" w:name="scientific-models"/>

--- a/pr-preview/pr-261/estimation-handout.docx
+++ b/pr-preview/pr-261/estimation-handout.docx
@@ -15,7 +15,7 @@
         <w:pStyle w:val="Date"/>
       </w:pPr>
       <w:r>
-        <w:t xml:space="preserve">Last modified: 2026-10-17 08:55:52 (PDT)</w:t>
+        <w:t xml:space="preserve">Last modified: 2026-10-17 10:19:46 (PDT)</w:t>
       </w:r>
     </w:p>
     <w:bookmarkStart w:id="14" w:name="scientific-models"/>
